--- a/cv/en/CV_Luis_Huaney_EN_COMPLETO.docx
+++ b/cv/en/CV_Luis_Huaney_EN_COMPLETO.docx
@@ -47,7 +47,7 @@
         </w:rPr>
         <w:t xml:space="preserve">Peru  •  </w:t>
       </w:r>
-      <w:hyperlink w:history="1" r:id="rIdm3c-savaswbxdnajzkhoz">
+      <w:hyperlink w:history="1" r:id="rIdjyofpbktkkieoxcoixs0t">
         <w:r>
           <w:rPr>
             <w:rFonts w:ascii="Times New Roman" w:cs="Times New Roman" w:eastAsia="Times New Roman" w:hAnsi="Times New Roman"/>
@@ -67,7 +67,7 @@
         </w:rPr>
         <w:t xml:space="preserve">  •  +51 946 587 273  •  </w:t>
       </w:r>
-      <w:hyperlink w:history="1" r:id="rIddfn9dhd8oskm-kpg0rqsj">
+      <w:hyperlink w:history="1" r:id="rIdxrfsykuolo16efeeasfx4">
         <w:r>
           <w:rPr>
             <w:rFonts w:ascii="Times New Roman" w:cs="Times New Roman" w:eastAsia="Times New Roman" w:hAnsi="Times New Roman"/>
